--- a/SEO_KP_AngelsShop_2026.docx
+++ b/SEO_KP_AngelsShop_2026.docx
@@ -344,35 +344,7 @@
           <w:sz w:val="30"/>
           <w:szCs w:val="30"/>
         </w:rPr>
-        <w:t xml:space="preserve">2. Ситуація в ніші та видачі Google</w:t>
-      </w:r>
-    </w:p>
-    <w:p>
-      <w:pPr>
-        <w:spacing w:after="120"/>
-      </w:pPr>
-      <w:r>
-        <w:rPr>
-          <w:color w:val="222222"/>
-          <w:sz w:val="21"/>
-          <w:szCs w:val="21"/>
-        </w:rPr>
-        <w:t xml:space="preserve">Angel's Shop — офіційний рітейлер Victoria's Secret в Україні (фізичні магазини у Дніпровська наб. 12, ТРЦ River Mall, ТРЦ Respublika Park, Київ). Це визначає нішу: конкуренція йде не з мультибрендовими магазинами білизни, а саме з іншими офіційними/паралельними продавцями VS в Україні.</w:t>
-      </w:r>
-    </w:p>
-    <w:p>
-      <w:pPr>
-        <w:spacing w:after="120" w:before="240"/>
-      </w:pPr>
-      <w:r>
-        <w:rPr>
-          <w:b/>
-          <w:bCs/>
-          <w:color w:val="1B2A4A"/>
-          <w:sz w:val="24"/>
-          <w:szCs w:val="24"/>
-        </w:rPr>
-        <w:t xml:space="preserve">Ключові конкуренти в органічній видачі</w:t>
+        <w:t xml:space="preserve">2. Де ви зараз vs ринок — головна знахідка</w:t>
       </w:r>
     </w:p>
     <w:tbl>
@@ -388,9 +360,66 @@
         </w:tblBorders>
       </w:tblPr>
       <w:tblGrid>
-        <w:gridCol w:w="3400"/>
-        <w:gridCol w:w="2600"/>
-        <w:gridCol w:w="4000"/>
+        <w:gridCol w:w="10240"/>
+      </w:tblGrid>
+      <w:tr>
+        <w:tc>
+          <w:tcPr>
+            <w:tcW w:type="dxa" w:w="10240"/>
+            <w:shd w:fill="E7F6EC" w:val="clear"/>
+            <w:tcMar>
+              <w:top w:type="dxa" w:w="200"/>
+              <w:left w:type="dxa" w:w="240"/>
+              <w:bottom w:type="dxa" w:w="200"/>
+              <w:right w:type="dxa" w:w="240"/>
+            </w:tcMar>
+          </w:tcPr>
+          <w:p>
+            <w:r>
+              <w:rPr>
+                <w:b/>
+                <w:bCs/>
+                <w:color w:val="1B2A4A"/>
+                <w:sz w:val="22"/>
+                <w:szCs w:val="22"/>
+              </w:rPr>
+              <w:t xml:space="preserve">За запитом «де купити оригінальну білизну Victoria's Secret в Україні» — фактичному ядровому запиту ніші — Google видає 9 релевантних результатів. Angelsshop.com.ua серед них лише один, і не на 1-й позиції: попереду або поруч — 6–7 інших продавців VS.</w:t>
+            </w:r>
+          </w:p>
+        </w:tc>
+      </w:tr>
+    </w:tbl>
+    <w:p>
+      <w:pPr>
+        <w:spacing w:after="120"/>
+      </w:pPr>
+      <w:r>
+        <w:rPr>
+          <w:b w:val="false"/>
+          <w:bCs w:val="false"/>
+          <w:color w:val="222222"/>
+          <w:sz w:val="21"/>
+          <w:szCs w:val="21"/>
+        </w:rPr>
+        <w:t xml:space="preserve">Це перевіряється прямо зараз, без доступів клієнта — і це протилежність тому, що клієнтка розказала на брифінгу. Вона назвала 3 конкуренти (Secret Shop, Secret Angel, She Loves It). Публічна видача по ключовому запиту ніші показує щонайменше 8–9 активних гравців:</w:t>
+      </w:r>
+    </w:p>
+    <w:tbl>
+      <w:tblPr>
+        <w:tblW w:type="dxa" w:w="10240"/>
+        <w:tblBorders>
+          <w:top w:val="single" w:color="auto" w:sz="4"/>
+          <w:left w:val="single" w:color="auto" w:sz="4"/>
+          <w:bottom w:val="single" w:color="auto" w:sz="4"/>
+          <w:right w:val="single" w:color="auto" w:sz="4"/>
+          <w:insideH w:val="single" w:color="auto" w:sz="4"/>
+          <w:insideV w:val="single" w:color="auto" w:sz="4"/>
+        </w:tblBorders>
+      </w:tblPr>
+      <w:tblGrid>
+        <w:gridCol w:w="3000"/>
+        <w:gridCol w:w="3200"/>
+        <w:gridCol w:w="3900"/>
       </w:tblGrid>
       <w:tr>
         <w:trPr>
@@ -398,7 +427,7 @@
         </w:trPr>
         <w:tc>
           <w:tcPr>
-            <w:tcW w:type="dxa" w:w="3400"/>
+            <w:tcW w:type="dxa" w:w="3000"/>
             <w:shd w:fill="1B2A4A" w:val="clear"/>
             <w:tcMar>
               <w:top w:type="dxa" w:w="100"/>
@@ -419,13 +448,13 @@
                 <w:sz w:val="19"/>
                 <w:szCs w:val="19"/>
               </w:rPr>
-              <w:t xml:space="preserve">Конкурент</w:t>
-            </w:r>
-          </w:p>
-        </w:tc>
-        <w:tc>
-          <w:tcPr>
-            <w:tcW w:type="dxa" w:w="2600"/>
+              <w:t xml:space="preserve">Гравець</w:t>
+            </w:r>
+          </w:p>
+        </w:tc>
+        <w:tc>
+          <w:tcPr>
+            <w:tcW w:type="dxa" w:w="3200"/>
             <w:shd w:fill="1B2A4A" w:val="clear"/>
             <w:tcMar>
               <w:top w:type="dxa" w:w="100"/>
@@ -452,7 +481,7 @@
         </w:tc>
         <w:tc>
           <w:tcPr>
-            <w:tcW w:type="dxa" w:w="4000"/>
+            <w:tcW w:type="dxa" w:w="3900"/>
             <w:shd w:fill="1B2A4A" w:val="clear"/>
             <w:tcMar>
               <w:top w:type="dxa" w:w="100"/>
@@ -473,7 +502,7 @@
                 <w:sz w:val="19"/>
                 <w:szCs w:val="19"/>
               </w:rPr>
-              <w:t xml:space="preserve">Коментар</w:t>
+              <w:t xml:space="preserve">Де побачений</w:t>
             </w:r>
           </w:p>
         </w:tc>
@@ -481,7 +510,35 @@
       <w:tr>
         <w:tc>
           <w:tcPr>
-            <w:tcW w:type="dxa" w:w="3400"/>
+            <w:tcW w:type="dxa" w:w="3000"/>
+            <w:shd w:fill="FFFFFF" w:val="clear"/>
+            <w:tcMar>
+              <w:top w:type="dxa" w:w="100"/>
+              <w:left w:type="dxa" w:w="120"/>
+              <w:bottom w:type="dxa" w:w="100"/>
+              <w:right w:type="dxa" w:w="120"/>
+            </w:tcMar>
+          </w:tcPr>
+          <w:p>
+            <w:pPr>
+              <w:jc w:val="left"/>
+            </w:pPr>
+            <w:r>
+              <w:rPr>
+                <w:b/>
+                <w:bCs/>
+                <w:color w:val="222222"/>
+                <w:sz w:val="19"/>
+                <w:szCs w:val="19"/>
+              </w:rPr>
+              <w:t xml:space="preserve">She Loves It</w:t>
+            </w:r>
+          </w:p>
+        </w:tc>
+        <w:tc>
+          <w:tcPr>
+            <w:tcW w:type="dxa" w:w="3200"/>
+            <w:shd w:fill="FFFFFF" w:val="clear"/>
             <w:tcMar>
               <w:top w:type="dxa" w:w="100"/>
               <w:left w:type="dxa" w:w="120"/>
@@ -501,13 +558,14 @@
                 <w:sz w:val="19"/>
                 <w:szCs w:val="19"/>
               </w:rPr>
-              <w:t xml:space="preserve">She Loves It</w:t>
-            </w:r>
-          </w:p>
-        </w:tc>
-        <w:tc>
-          <w:tcPr>
-            <w:tcW w:type="dxa" w:w="2600"/>
+              <w:t xml:space="preserve">shelovesit.com.ua</w:t>
+            </w:r>
+          </w:p>
+        </w:tc>
+        <w:tc>
+          <w:tcPr>
+            <w:tcW w:type="dxa" w:w="3900"/>
+            <w:shd w:fill="FFFFFF" w:val="clear"/>
             <w:tcMar>
               <w:top w:type="dxa" w:w="100"/>
               <w:left w:type="dxa" w:w="120"/>
@@ -524,16 +582,46 @@
                 <w:b w:val="false"/>
                 <w:bCs w:val="false"/>
                 <w:color w:val="222222"/>
-                <w:sz w:val="19"/>
-                <w:szCs w:val="19"/>
-              </w:rPr>
-              <w:t xml:space="preserve">shelovesit.com.ua</w:t>
-            </w:r>
-          </w:p>
-        </w:tc>
-        <w:tc>
-          <w:tcPr>
-            <w:tcW w:type="dxa" w:w="4000"/>
+                <w:sz w:val="18"/>
+                <w:szCs w:val="18"/>
+              </w:rPr>
+              <w:t xml:space="preserve">у видачі 2 різні сторінки одразу (білизна + комплекти) — названа клієнтом</w:t>
+            </w:r>
+          </w:p>
+        </w:tc>
+      </w:tr>
+      <w:tr>
+        <w:tc>
+          <w:tcPr>
+            <w:tcW w:type="dxa" w:w="3000"/>
+            <w:shd w:fill="F3F4F6" w:val="clear"/>
+            <w:tcMar>
+              <w:top w:type="dxa" w:w="100"/>
+              <w:left w:type="dxa" w:w="120"/>
+              <w:bottom w:type="dxa" w:w="100"/>
+              <w:right w:type="dxa" w:w="120"/>
+            </w:tcMar>
+          </w:tcPr>
+          <w:p>
+            <w:pPr>
+              <w:jc w:val="left"/>
+            </w:pPr>
+            <w:r>
+              <w:rPr>
+                <w:b/>
+                <w:bCs/>
+                <w:color w:val="222222"/>
+                <w:sz w:val="19"/>
+                <w:szCs w:val="19"/>
+              </w:rPr>
+              <w:t xml:space="preserve">Secret Angel</w:t>
+            </w:r>
+          </w:p>
+        </w:tc>
+        <w:tc>
+          <w:tcPr>
+            <w:tcW w:type="dxa" w:w="3200"/>
+            <w:shd w:fill="F3F4F6" w:val="clear"/>
             <w:tcMar>
               <w:top w:type="dxa" w:w="100"/>
               <w:left w:type="dxa" w:w="120"/>
@@ -550,10 +638,37 @@
                 <w:b w:val="false"/>
                 <w:bCs w:val="false"/>
                 <w:color w:val="222222"/>
+                <w:sz w:val="19"/>
+                <w:szCs w:val="19"/>
+              </w:rPr>
+              <w:t xml:space="preserve">secretangel.ua / secretangel.kiev.ua</w:t>
+            </w:r>
+          </w:p>
+        </w:tc>
+        <w:tc>
+          <w:tcPr>
+            <w:tcW w:type="dxa" w:w="3900"/>
+            <w:shd w:fill="F3F4F6" w:val="clear"/>
+            <w:tcMar>
+              <w:top w:type="dxa" w:w="100"/>
+              <w:left w:type="dxa" w:w="120"/>
+              <w:bottom w:type="dxa" w:w="100"/>
+              <w:right w:type="dxa" w:w="120"/>
+            </w:tcMar>
+          </w:tcPr>
+          <w:p>
+            <w:pPr>
+              <w:jc w:val="left"/>
+            </w:pPr>
+            <w:r>
+              <w:rPr>
+                <w:b w:val="false"/>
+                <w:bCs w:val="false"/>
+                <w:color w:val="222222"/>
                 <w:sz w:val="18"/>
                 <w:szCs w:val="18"/>
               </w:rPr>
-              <w:t xml:space="preserve">Найбільший асортимент VS в Україні, преміум-позиціонування, за словами клієнта — прямий орієнтир</w:t>
+              <w:t xml:space="preserve">офлайн-точка в Києві, названа клієнтом</w:t>
             </w:r>
           </w:p>
         </w:tc>
@@ -561,7 +676,35 @@
       <w:tr>
         <w:tc>
           <w:tcPr>
-            <w:tcW w:type="dxa" w:w="3400"/>
+            <w:tcW w:type="dxa" w:w="3000"/>
+            <w:shd w:fill="FFFFFF" w:val="clear"/>
+            <w:tcMar>
+              <w:top w:type="dxa" w:w="100"/>
+              <w:left w:type="dxa" w:w="120"/>
+              <w:bottom w:type="dxa" w:w="100"/>
+              <w:right w:type="dxa" w:w="120"/>
+            </w:tcMar>
+          </w:tcPr>
+          <w:p>
+            <w:pPr>
+              <w:jc w:val="left"/>
+            </w:pPr>
+            <w:r>
+              <w:rPr>
+                <w:b/>
+                <w:bCs/>
+                <w:color w:val="222222"/>
+                <w:sz w:val="19"/>
+                <w:szCs w:val="19"/>
+              </w:rPr>
+              <w:t xml:space="preserve">Fashion Place</w:t>
+            </w:r>
+          </w:p>
+        </w:tc>
+        <w:tc>
+          <w:tcPr>
+            <w:tcW w:type="dxa" w:w="3200"/>
+            <w:shd w:fill="FFFFFF" w:val="clear"/>
             <w:tcMar>
               <w:top w:type="dxa" w:w="100"/>
               <w:left w:type="dxa" w:w="120"/>
@@ -581,13 +724,14 @@
                 <w:sz w:val="19"/>
                 <w:szCs w:val="19"/>
               </w:rPr>
-              <w:t xml:space="preserve">Secret Angel</w:t>
-            </w:r>
-          </w:p>
-        </w:tc>
-        <w:tc>
-          <w:tcPr>
-            <w:tcW w:type="dxa" w:w="2600"/>
+              <w:t xml:space="preserve">victoriasecret.com.ua</w:t>
+            </w:r>
+          </w:p>
+        </w:tc>
+        <w:tc>
+          <w:tcPr>
+            <w:tcW w:type="dxa" w:w="3900"/>
+            <w:shd w:fill="FFFFFF" w:val="clear"/>
             <w:tcMar>
               <w:top w:type="dxa" w:w="100"/>
               <w:left w:type="dxa" w:w="120"/>
@@ -604,16 +748,46 @@
                 <w:b w:val="false"/>
                 <w:bCs w:val="false"/>
                 <w:color w:val="222222"/>
-                <w:sz w:val="19"/>
-                <w:szCs w:val="19"/>
-              </w:rPr>
-              <w:t xml:space="preserve">secretangel.ua / secretangel.kiev.ua</w:t>
-            </w:r>
-          </w:p>
-        </w:tc>
-        <w:tc>
-          <w:tcPr>
-            <w:tcW w:type="dxa" w:w="4000"/>
+                <w:sz w:val="18"/>
+                <w:szCs w:val="18"/>
+              </w:rPr>
+              <w:t xml:space="preserve">видача по ядровому запиту</w:t>
+            </w:r>
+          </w:p>
+        </w:tc>
+      </w:tr>
+      <w:tr>
+        <w:tc>
+          <w:tcPr>
+            <w:tcW w:type="dxa" w:w="3000"/>
+            <w:shd w:fill="F3F4F6" w:val="clear"/>
+            <w:tcMar>
+              <w:top w:type="dxa" w:w="100"/>
+              <w:left w:type="dxa" w:w="120"/>
+              <w:bottom w:type="dxa" w:w="100"/>
+              <w:right w:type="dxa" w:w="120"/>
+            </w:tcMar>
+          </w:tcPr>
+          <w:p>
+            <w:pPr>
+              <w:jc w:val="left"/>
+            </w:pPr>
+            <w:r>
+              <w:rPr>
+                <w:b/>
+                <w:bCs/>
+                <w:color w:val="222222"/>
+                <w:sz w:val="19"/>
+                <w:szCs w:val="19"/>
+              </w:rPr>
+              <w:t xml:space="preserve">V. Angel</w:t>
+            </w:r>
+          </w:p>
+        </w:tc>
+        <w:tc>
+          <w:tcPr>
+            <w:tcW w:type="dxa" w:w="3200"/>
+            <w:shd w:fill="F3F4F6" w:val="clear"/>
             <w:tcMar>
               <w:top w:type="dxa" w:w="100"/>
               <w:left w:type="dxa" w:w="120"/>
@@ -630,10 +804,37 @@
                 <w:b w:val="false"/>
                 <w:bCs w:val="false"/>
                 <w:color w:val="222222"/>
+                <w:sz w:val="19"/>
+                <w:szCs w:val="19"/>
+              </w:rPr>
+              <w:t xml:space="preserve">victoriasangel.com.ua</w:t>
+            </w:r>
+          </w:p>
+        </w:tc>
+        <w:tc>
+          <w:tcPr>
+            <w:tcW w:type="dxa" w:w="3900"/>
+            <w:shd w:fill="F3F4F6" w:val="clear"/>
+            <w:tcMar>
+              <w:top w:type="dxa" w:w="100"/>
+              <w:left w:type="dxa" w:w="120"/>
+              <w:bottom w:type="dxa" w:w="100"/>
+              <w:right w:type="dxa" w:w="120"/>
+            </w:tcMar>
+          </w:tcPr>
+          <w:p>
+            <w:pPr>
+              <w:jc w:val="left"/>
+            </w:pPr>
+            <w:r>
+              <w:rPr>
+                <w:b w:val="false"/>
+                <w:bCs w:val="false"/>
+                <w:color w:val="222222"/>
                 <w:sz w:val="18"/>
                 <w:szCs w:val="18"/>
               </w:rPr>
-              <w:t xml:space="preserve">Офлайн-точка в Києві + інтернет-магазин, схожа модель роботи</w:t>
+              <w:t xml:space="preserve">видача по ядровому запиту</w:t>
             </w:r>
           </w:p>
         </w:tc>
@@ -641,7 +842,35 @@
       <w:tr>
         <w:tc>
           <w:tcPr>
-            <w:tcW w:type="dxa" w:w="3400"/>
+            <w:tcW w:type="dxa" w:w="3000"/>
+            <w:shd w:fill="FFFFFF" w:val="clear"/>
+            <w:tcMar>
+              <w:top w:type="dxa" w:w="100"/>
+              <w:left w:type="dxa" w:w="120"/>
+              <w:bottom w:type="dxa" w:w="100"/>
+              <w:right w:type="dxa" w:w="120"/>
+            </w:tcMar>
+          </w:tcPr>
+          <w:p>
+            <w:pPr>
+              <w:jc w:val="left"/>
+            </w:pPr>
+            <w:r>
+              <w:rPr>
+                <w:b/>
+                <w:bCs/>
+                <w:color w:val="222222"/>
+                <w:sz w:val="19"/>
+                <w:szCs w:val="19"/>
+              </w:rPr>
+              <w:t xml:space="preserve">VikkyStyle</w:t>
+            </w:r>
+          </w:p>
+        </w:tc>
+        <w:tc>
+          <w:tcPr>
+            <w:tcW w:type="dxa" w:w="3200"/>
+            <w:shd w:fill="FFFFFF" w:val="clear"/>
             <w:tcMar>
               <w:top w:type="dxa" w:w="100"/>
               <w:left w:type="dxa" w:w="120"/>
@@ -661,13 +890,14 @@
                 <w:sz w:val="19"/>
                 <w:szCs w:val="19"/>
               </w:rPr>
-              <w:t xml:space="preserve">She Loves It / ShopSecret</w:t>
-            </w:r>
-          </w:p>
-        </w:tc>
-        <w:tc>
-          <w:tcPr>
-            <w:tcW w:type="dxa" w:w="2600"/>
+              <w:t xml:space="preserve">vikkystyle.com</w:t>
+            </w:r>
+          </w:p>
+        </w:tc>
+        <w:tc>
+          <w:tcPr>
+            <w:tcW w:type="dxa" w:w="3900"/>
+            <w:shd w:fill="FFFFFF" w:val="clear"/>
             <w:tcMar>
               <w:top w:type="dxa" w:w="100"/>
               <w:left w:type="dxa" w:w="120"/>
@@ -684,16 +914,46 @@
                 <w:b w:val="false"/>
                 <w:bCs w:val="false"/>
                 <w:color w:val="222222"/>
-                <w:sz w:val="19"/>
-                <w:szCs w:val="19"/>
-              </w:rPr>
-              <w:t xml:space="preserve">shopsecret.com.ua</w:t>
-            </w:r>
-          </w:p>
-        </w:tc>
-        <w:tc>
-          <w:tcPr>
-            <w:tcW w:type="dxa" w:w="4000"/>
+                <w:sz w:val="18"/>
+                <w:szCs w:val="18"/>
+              </w:rPr>
+              <w:t xml:space="preserve">видача по ядровому запиту</w:t>
+            </w:r>
+          </w:p>
+        </w:tc>
+      </w:tr>
+      <w:tr>
+        <w:tc>
+          <w:tcPr>
+            <w:tcW w:type="dxa" w:w="3000"/>
+            <w:shd w:fill="F3F4F6" w:val="clear"/>
+            <w:tcMar>
+              <w:top w:type="dxa" w:w="100"/>
+              <w:left w:type="dxa" w:w="120"/>
+              <w:bottom w:type="dxa" w:w="100"/>
+              <w:right w:type="dxa" w:w="120"/>
+            </w:tcMar>
+          </w:tcPr>
+          <w:p>
+            <w:pPr>
+              <w:jc w:val="left"/>
+            </w:pPr>
+            <w:r>
+              <w:rPr>
+                <w:b/>
+                <w:bCs/>
+                <w:color w:val="222222"/>
+                <w:sz w:val="19"/>
+                <w:szCs w:val="19"/>
+              </w:rPr>
+              <w:t xml:space="preserve">VsSecret</w:t>
+            </w:r>
+          </w:p>
+        </w:tc>
+        <w:tc>
+          <w:tcPr>
+            <w:tcW w:type="dxa" w:w="3200"/>
+            <w:shd w:fill="F3F4F6" w:val="clear"/>
             <w:tcMar>
               <w:top w:type="dxa" w:w="100"/>
               <w:left w:type="dxa" w:w="120"/>
@@ -710,10 +970,286 @@
                 <w:b w:val="false"/>
                 <w:bCs w:val="false"/>
                 <w:color w:val="222222"/>
+                <w:sz w:val="19"/>
+                <w:szCs w:val="19"/>
+              </w:rPr>
+              <w:t xml:space="preserve">vssecret.com.ua</w:t>
+            </w:r>
+          </w:p>
+        </w:tc>
+        <w:tc>
+          <w:tcPr>
+            <w:tcW w:type="dxa" w:w="3900"/>
+            <w:shd w:fill="F3F4F6" w:val="clear"/>
+            <w:tcMar>
+              <w:top w:type="dxa" w:w="100"/>
+              <w:left w:type="dxa" w:w="120"/>
+              <w:bottom w:type="dxa" w:w="100"/>
+              <w:right w:type="dxa" w:w="120"/>
+            </w:tcMar>
+          </w:tcPr>
+          <w:p>
+            <w:pPr>
+              <w:jc w:val="left"/>
+            </w:pPr>
+            <w:r>
+              <w:rPr>
+                <w:b w:val="false"/>
+                <w:bCs w:val="false"/>
+                <w:color w:val="222222"/>
                 <w:sz w:val="18"/>
                 <w:szCs w:val="18"/>
               </w:rPr>
-              <w:t xml:space="preserve">Ще один продавець VS, вищий чек за словами клієнта</w:t>
+              <w:t xml:space="preserve">видача по ядровому запиту, доставка «за 1 день»</w:t>
+            </w:r>
+          </w:p>
+        </w:tc>
+      </w:tr>
+      <w:tr>
+        <w:tc>
+          <w:tcPr>
+            <w:tcW w:type="dxa" w:w="3000"/>
+            <w:shd w:fill="FFFFFF" w:val="clear"/>
+            <w:tcMar>
+              <w:top w:type="dxa" w:w="100"/>
+              <w:left w:type="dxa" w:w="120"/>
+              <w:bottom w:type="dxa" w:w="100"/>
+              <w:right w:type="dxa" w:w="120"/>
+            </w:tcMar>
+          </w:tcPr>
+          <w:p>
+            <w:pPr>
+              <w:jc w:val="left"/>
+            </w:pPr>
+            <w:r>
+              <w:rPr>
+                <w:b/>
+                <w:bCs/>
+                <w:color w:val="222222"/>
+                <w:sz w:val="19"/>
+                <w:szCs w:val="19"/>
+              </w:rPr>
+              <w:t xml:space="preserve">BeUnique</w:t>
+            </w:r>
+          </w:p>
+        </w:tc>
+        <w:tc>
+          <w:tcPr>
+            <w:tcW w:type="dxa" w:w="3200"/>
+            <w:shd w:fill="FFFFFF" w:val="clear"/>
+            <w:tcMar>
+              <w:top w:type="dxa" w:w="100"/>
+              <w:left w:type="dxa" w:w="120"/>
+              <w:bottom w:type="dxa" w:w="100"/>
+              <w:right w:type="dxa" w:w="120"/>
+            </w:tcMar>
+          </w:tcPr>
+          <w:p>
+            <w:pPr>
+              <w:jc w:val="left"/>
+            </w:pPr>
+            <w:r>
+              <w:rPr>
+                <w:b w:val="false"/>
+                <w:bCs w:val="false"/>
+                <w:color w:val="222222"/>
+                <w:sz w:val="19"/>
+                <w:szCs w:val="19"/>
+              </w:rPr>
+              <w:t xml:space="preserve">beunique.com.ua</w:t>
+            </w:r>
+          </w:p>
+        </w:tc>
+        <w:tc>
+          <w:tcPr>
+            <w:tcW w:type="dxa" w:w="3900"/>
+            <w:shd w:fill="FFFFFF" w:val="clear"/>
+            <w:tcMar>
+              <w:top w:type="dxa" w:w="100"/>
+              <w:left w:type="dxa" w:w="120"/>
+              <w:bottom w:type="dxa" w:w="100"/>
+              <w:right w:type="dxa" w:w="120"/>
+            </w:tcMar>
+          </w:tcPr>
+          <w:p>
+            <w:pPr>
+              <w:jc w:val="left"/>
+            </w:pPr>
+            <w:r>
+              <w:rPr>
+                <w:b w:val="false"/>
+                <w:bCs w:val="false"/>
+                <w:color w:val="222222"/>
+                <w:sz w:val="18"/>
+                <w:szCs w:val="18"/>
+              </w:rPr>
+              <w:t xml:space="preserve">видача по ядровому запиту</w:t>
+            </w:r>
+          </w:p>
+        </w:tc>
+      </w:tr>
+      <w:tr>
+        <w:tc>
+          <w:tcPr>
+            <w:tcW w:type="dxa" w:w="3000"/>
+            <w:shd w:fill="F3F4F6" w:val="clear"/>
+            <w:tcMar>
+              <w:top w:type="dxa" w:w="100"/>
+              <w:left w:type="dxa" w:w="120"/>
+              <w:bottom w:type="dxa" w:w="100"/>
+              <w:right w:type="dxa" w:w="120"/>
+            </w:tcMar>
+          </w:tcPr>
+          <w:p>
+            <w:pPr>
+              <w:jc w:val="left"/>
+            </w:pPr>
+            <w:r>
+              <w:rPr>
+                <w:b/>
+                <w:bCs/>
+                <w:color w:val="222222"/>
+                <w:sz w:val="19"/>
+                <w:szCs w:val="19"/>
+              </w:rPr>
+              <w:t xml:space="preserve">Angel Beauty</w:t>
+            </w:r>
+          </w:p>
+        </w:tc>
+        <w:tc>
+          <w:tcPr>
+            <w:tcW w:type="dxa" w:w="3200"/>
+            <w:shd w:fill="F3F4F6" w:val="clear"/>
+            <w:tcMar>
+              <w:top w:type="dxa" w:w="100"/>
+              <w:left w:type="dxa" w:w="120"/>
+              <w:bottom w:type="dxa" w:w="100"/>
+              <w:right w:type="dxa" w:w="120"/>
+            </w:tcMar>
+          </w:tcPr>
+          <w:p>
+            <w:pPr>
+              <w:jc w:val="left"/>
+            </w:pPr>
+            <w:r>
+              <w:rPr>
+                <w:b w:val="false"/>
+                <w:bCs w:val="false"/>
+                <w:color w:val="222222"/>
+                <w:sz w:val="19"/>
+                <w:szCs w:val="19"/>
+              </w:rPr>
+              <w:t xml:space="preserve">angel-beauty.com.ua</w:t>
+            </w:r>
+          </w:p>
+        </w:tc>
+        <w:tc>
+          <w:tcPr>
+            <w:tcW w:type="dxa" w:w="3900"/>
+            <w:shd w:fill="F3F4F6" w:val="clear"/>
+            <w:tcMar>
+              <w:top w:type="dxa" w:w="100"/>
+              <w:left w:type="dxa" w:w="120"/>
+              <w:bottom w:type="dxa" w:w="100"/>
+              <w:right w:type="dxa" w:w="120"/>
+            </w:tcMar>
+          </w:tcPr>
+          <w:p>
+            <w:pPr>
+              <w:jc w:val="left"/>
+            </w:pPr>
+            <w:r>
+              <w:rPr>
+                <w:b w:val="false"/>
+                <w:bCs w:val="false"/>
+                <w:color w:val="222222"/>
+                <w:sz w:val="18"/>
+                <w:szCs w:val="18"/>
+              </w:rPr>
+              <w:t xml:space="preserve">Львів, окремий регіональний гравець</w:t>
+            </w:r>
+          </w:p>
+        </w:tc>
+      </w:tr>
+      <w:tr>
+        <w:tc>
+          <w:tcPr>
+            <w:tcW w:type="dxa" w:w="3000"/>
+            <w:shd w:fill="FFFFFF" w:val="clear"/>
+            <w:tcMar>
+              <w:top w:type="dxa" w:w="100"/>
+              <w:left w:type="dxa" w:w="120"/>
+              <w:bottom w:type="dxa" w:w="100"/>
+              <w:right w:type="dxa" w:w="120"/>
+            </w:tcMar>
+          </w:tcPr>
+          <w:p>
+            <w:pPr>
+              <w:jc w:val="left"/>
+            </w:pPr>
+            <w:r>
+              <w:rPr>
+                <w:b/>
+                <w:bCs/>
+                <w:color w:val="222222"/>
+                <w:sz w:val="19"/>
+                <w:szCs w:val="19"/>
+              </w:rPr>
+              <w:t xml:space="preserve">ShopSecret</w:t>
+            </w:r>
+          </w:p>
+        </w:tc>
+        <w:tc>
+          <w:tcPr>
+            <w:tcW w:type="dxa" w:w="3200"/>
+            <w:shd w:fill="FFFFFF" w:val="clear"/>
+            <w:tcMar>
+              <w:top w:type="dxa" w:w="100"/>
+              <w:left w:type="dxa" w:w="120"/>
+              <w:bottom w:type="dxa" w:w="100"/>
+              <w:right w:type="dxa" w:w="120"/>
+            </w:tcMar>
+          </w:tcPr>
+          <w:p>
+            <w:pPr>
+              <w:jc w:val="left"/>
+            </w:pPr>
+            <w:r>
+              <w:rPr>
+                <w:b w:val="false"/>
+                <w:bCs w:val="false"/>
+                <w:color w:val="222222"/>
+                <w:sz w:val="19"/>
+                <w:szCs w:val="19"/>
+              </w:rPr>
+              <w:t xml:space="preserve">shopsecret.com.ua</w:t>
+            </w:r>
+          </w:p>
+        </w:tc>
+        <w:tc>
+          <w:tcPr>
+            <w:tcW w:type="dxa" w:w="3900"/>
+            <w:shd w:fill="FFFFFF" w:val="clear"/>
+            <w:tcMar>
+              <w:top w:type="dxa" w:w="100"/>
+              <w:left w:type="dxa" w:w="120"/>
+              <w:bottom w:type="dxa" w:w="100"/>
+              <w:right w:type="dxa" w:w="120"/>
+            </w:tcMar>
+          </w:tcPr>
+          <w:p>
+            <w:pPr>
+              <w:jc w:val="left"/>
+            </w:pPr>
+            <w:r>
+              <w:rPr>
+                <w:b w:val="false"/>
+                <w:bCs w:val="false"/>
+                <w:color w:val="222222"/>
+                <w:sz w:val="18"/>
+                <w:szCs w:val="18"/>
+              </w:rPr>
+              <w:t xml:space="preserve">вищий ціновий сегмент за словами клієнта</w:t>
             </w:r>
           </w:p>
         </w:tc>
@@ -731,35 +1267,7 @@
           <w:sz w:val="19"/>
           <w:szCs w:val="19"/>
         </w:rPr>
-        <w:t xml:space="preserve">Точні позиції, обʼєм трафіку конкурентів і Share of Voice по комерційному ядру (15–30 запитів) — прораховуємо на старті через власний акаунт у Serpstat/Ahrefs; наведене вище — попередня публічна розвідка на етапі підготовки КП.</w:t>
-      </w:r>
-    </w:p>
-    <w:p>
-      <w:pPr>
-        <w:spacing w:after="120" w:before="240"/>
-      </w:pPr>
-      <w:r>
-        <w:rPr>
-          <w:b/>
-          <w:bCs/>
-          <w:color w:val="1B2A4A"/>
-          <w:sz w:val="24"/>
-          <w:szCs w:val="24"/>
-        </w:rPr>
-        <w:t xml:space="preserve">Географія попиту</w:t>
-      </w:r>
-    </w:p>
-    <w:p>
-      <w:pPr>
-        <w:spacing w:after="120"/>
-      </w:pPr>
-      <w:r>
-        <w:rPr>
-          <w:color w:val="222222"/>
-          <w:sz w:val="21"/>
-          <w:szCs w:val="21"/>
-        </w:rPr>
-        <w:t xml:space="preserve">Фізична точка та власниця — у Києві, продажі йдуть по всій Україні, але Західна Україна (Івано-Франківськ, Львівщина, Рівне, Закарпаття) купує активніше за середнє. Це — сигнал для пріоритизації семантики й контенту без прив'язки до "тільки Київ", а також привід перевірити, чи є сенс у регіональних посадочних сторінках/акцентах під Західну Україну.</w:t>
+        <w:t xml:space="preserve">Ринок офіційних/паралельних продавців Victoria's Secret в Україні набагато щільніший, ніж здається зсередини бізнесу — це головний аргумент, чому «раніше не рекламували, бо було норм» вже не працює: поки сайт стояв на паузі, нішу заповнили щонайменше 6 гравців, яких клієнтка навіть не назвала конкурентами.</w:t>
       </w:r>
     </w:p>
     <w:p>
@@ -778,22 +1286,20 @@
           <w:sz w:val="30"/>
           <w:szCs w:val="30"/>
         </w:rPr>
-        <w:t xml:space="preserve">3. Технічний аудит — попередні спостереження</w:t>
-      </w:r>
-    </w:p>
-    <w:p>
-      <w:pPr>
-        <w:spacing w:after="160"/>
-      </w:pPr>
-      <w:r>
-        <w:rPr>
-          <w:i/>
-          <w:iCs/>
-          <w:color w:val="6B7280"/>
-          <w:sz w:val="19"/>
-          <w:szCs w:val="19"/>
-        </w:rPr>
-        <w:t xml:space="preserve">Прямий технічний краулінг сайту та доступ до Google Search Console на етапі підготовки КП відсутні — нижче спостереження за відкритими даними (пошукова видача, публічні сторінки). Потребують підтвердження повним аудитом після старту.</w:t>
+        <w:t xml:space="preserve">3. Ситуація в ніші</w:t>
+      </w:r>
+    </w:p>
+    <w:p>
+      <w:pPr>
+        <w:spacing w:after="120"/>
+      </w:pPr>
+      <w:r>
+        <w:rPr>
+          <w:color w:val="222222"/>
+          <w:sz w:val="21"/>
+          <w:szCs w:val="21"/>
+        </w:rPr>
+        <w:t xml:space="preserve">Angel's Shop — офіційний рітейлер Victoria's Secret в Україні, 3 фізичні точки в Києві: ТРЦ Respublika Park (з 2021), ЖК Novopecherski Lipki / вул. Драгомирова 9 (з 2022), ТРЦ River Mall (з 2024). Це сильна відмінна риса від суто інтернет-магазинів — офлайн-примірка й самовивіз, яку варто активніше продавати в SEO (Google Business Profile, локальні сторінки, «купити з примірянням у Києві»).</w:t>
       </w:r>
     </w:p>
     <w:p>
@@ -811,7 +1317,7 @@
           <w:sz w:val="21"/>
           <w:szCs w:val="21"/>
         </w:rPr>
-        <w:t xml:space="preserve">Платформа — Horoshop. Типова для цієї CMS проблема: фільтри каталогу за замовчуванням генерують велику кількість комбінацій URL, частина з яких потрапляє в індекс як дублі й "розмиває" крауд-бюджет пошукового робота замість пріоритетних карток товару.</w:t>
+        <w:t xml:space="preserve">Присутність на Prom.ua під назвою «AngelShop» (prom.ua/c2953678-angelshop.html) — маркетплейс-лістинг конкурує за увагу з власним доменом і в деяких запитах може перехоплювати трафік, який міг би йти на angelsshop.com.ua.</w:t>
       </w:r>
     </w:p>
     <w:p>
@@ -829,7 +1335,7 @@
           <w:sz w:val="21"/>
           <w:szCs w:val="21"/>
         </w:rPr>
-        <w:t xml:space="preserve">У видачі одночасно зустрічаються сторінки з префіксом /ua/, з префіксом /ru/ та без мовного префіксу (наприклад nizhnee-bele/ поруч із ua/pizhamy/ та ru/sport/) — ознака незавершеної або непослідовної мультимовності, класичне джерело дублів контенту й плутанини в мета-тегах між мовними версіями.</w:t>
+        <w:t xml:space="preserve">Є Instagram (@angelsshop.com.ua) і Facebook-сторінка — активні соцмережі, які клієнтка не розглядає як канал продажів, але вони підсилюють бренд-сигнали для Google і для AI-пошуку (посилання з профілів, згадки бренду).</w:t>
       </w:r>
     </w:p>
     <w:p>
@@ -847,7 +1353,97 @@
           <w:sz w:val="21"/>
           <w:szCs w:val="21"/>
         </w:rPr>
-        <w:t xml:space="preserve">Асортимент, за словами клієнтки, зараз чиститься вручну кожні 2–3 дні — високий ризик, що картки товарів "не в наявності" або видаляються без 301-редиректу, або залишаються в індексі порожніми, що б'є і по довірі Google, і по конверсії відвідувача.</w:t>
+        <w:t xml:space="preserve">На сайті вже є сторінка відгуків (/otzyvy-o-magazine/) і зовнішня перевірка репутації (Scamadviser) підтверджує легітимність магазину — хороша база для підсилення E-E-A-T, а не робота з нуля.</w:t>
+      </w:r>
+    </w:p>
+    <w:p>
+      <w:pPr>
+        <w:spacing w:after="120" w:before="240"/>
+      </w:pPr>
+      <w:r>
+        <w:rPr>
+          <w:b/>
+          <w:bCs/>
+          <w:color w:val="1B2A4A"/>
+          <w:sz w:val="24"/>
+          <w:szCs w:val="24"/>
+        </w:rPr>
+        <w:t xml:space="preserve">Географія попиту</w:t>
+      </w:r>
+    </w:p>
+    <w:p>
+      <w:pPr>
+        <w:spacing w:after="120"/>
+      </w:pPr>
+      <w:r>
+        <w:rPr>
+          <w:color w:val="222222"/>
+          <w:sz w:val="21"/>
+          <w:szCs w:val="21"/>
+        </w:rPr>
+        <w:t xml:space="preserve">Фізична точка та власниця — у Києві, продажі йдуть по всій Україні, але Західна Україна (Івано-Франківськ, Львівщина, Рівне, Закарпаття) купує активніше за середнє. Це сигнал пріоритизувати семантику й контент без прив'язки «тільки Київ», і перевірити сенс регіональних посадочних сторінок під Західну Україну.</w:t>
+      </w:r>
+    </w:p>
+    <w:p>
+      <w:pPr>
+        <w:pStyle w:val="Heading1"/>
+        <w:pBdr>
+          <w:bottom w:val="single" w:color="2F9E60" w:sz="12" w:space="4"/>
+        </w:pBdr>
+        <w:spacing w:after="200" w:before="400"/>
+      </w:pPr>
+      <w:r>
+        <w:rPr>
+          <w:b/>
+          <w:bCs/>
+          <w:color w:val="1B2A4A"/>
+          <w:sz w:val="30"/>
+          <w:szCs w:val="30"/>
+        </w:rPr>
+        <w:t xml:space="preserve">4. Технічний аудит — знахідки за відкритими даними</w:t>
+      </w:r>
+    </w:p>
+    <w:p>
+      <w:pPr>
+        <w:spacing w:after="160"/>
+      </w:pPr>
+      <w:r>
+        <w:rPr>
+          <w:i/>
+          <w:iCs/>
+          <w:color w:val="6B7280"/>
+          <w:sz w:val="19"/>
+          <w:szCs w:val="19"/>
+        </w:rPr>
+        <w:t xml:space="preserve">Прямий краулінг сайту та доступ до Google Search Console на етапі підготовки КП недоступні — нижче не гіпотези, а конкретні URL, знайдені у відкритій видачі Google. Обсяг (скільки саме таких сторінок) підтверджується повним крауком на старті проєкту.</w:t>
+      </w:r>
+    </w:p>
+    <w:p>
+      <w:pPr>
+        <w:spacing w:after="120" w:before="240"/>
+      </w:pPr>
+      <w:r>
+        <w:rPr>
+          <w:b/>
+          <w:bCs/>
+          <w:color w:val="1B2A4A"/>
+          <w:sz w:val="24"/>
+          <w:szCs w:val="24"/>
+        </w:rPr>
+        <w:t xml:space="preserve">Потрійна структура URL і дублі мовних версій</w:t>
+      </w:r>
+    </w:p>
+    <w:p>
+      <w:pPr>
+        <w:spacing w:after="120"/>
+      </w:pPr>
+      <w:r>
+        <w:rPr>
+          <w:color w:val="222222"/>
+          <w:sz w:val="21"/>
+          <w:szCs w:val="21"/>
+        </w:rPr>
+        <w:t xml:space="preserve">В індексі одночасно існують три варіанти адрес для одного й того ж контенту:</w:t>
       </w:r>
     </w:p>
     <w:p>
@@ -865,52 +1461,7 @@
           <w:sz w:val="21"/>
           <w:szCs w:val="21"/>
         </w:rPr>
-        <w:t xml:space="preserve">Немає підтвердженого зв'язку з Google Search Console / Google Analytics — реальна картина індексації, покриття помилками сканування і джерела трафіку наразі не перевірені (доступи клієнтка обіцяла надати).</w:t>
-      </w:r>
-    </w:p>
-    <w:p>
-      <w:pPr>
-        <w:spacing w:after="120"/>
-      </w:pPr>
-      <w:r>
-        <w:rPr>
-          <w:color w:val="222222"/>
-          <w:sz w:val="21"/>
-          <w:szCs w:val="21"/>
-        </w:rPr>
-        <w:t xml:space="preserve">Повний технічний аудит (індексація, дублі, Core Web Vitals, биті посилання, переспам анкорів) проводиться на старті проєкту краулером сайту та, за наявності доступу, через GSC — це перший блок робіт 1-го місяця.</w:t>
-      </w:r>
-    </w:p>
-    <w:p>
-      <w:pPr>
-        <w:pStyle w:val="Heading1"/>
-        <w:pBdr>
-          <w:bottom w:val="single" w:color="2F9E60" w:sz="12" w:space="4"/>
-        </w:pBdr>
-        <w:spacing w:after="200" w:before="400"/>
-      </w:pPr>
-      <w:r>
-        <w:rPr>
-          <w:b/>
-          <w:bCs/>
-          <w:color w:val="1B2A4A"/>
-          <w:sz w:val="30"/>
-          <w:szCs w:val="30"/>
-        </w:rPr>
-        <w:t xml:space="preserve">4. Видимість в AI-пошуку</w:t>
-      </w:r>
-    </w:p>
-    <w:p>
-      <w:pPr>
-        <w:spacing w:after="120"/>
-      </w:pPr>
-      <w:r>
-        <w:rPr>
-          <w:color w:val="222222"/>
-          <w:sz w:val="21"/>
-          <w:szCs w:val="21"/>
-        </w:rPr>
-        <w:t xml:space="preserve">Клієнтка підтвердила: видимість бренду в ChatGPT/AI Overview наразі не відстежується. Це окрема, нова точка зростання поруч з класичним SEO:</w:t>
+        <w:t xml:space="preserve">Без префіксу: angelsshop.com.ua/nizhnee-bele/</w:t>
       </w:r>
     </w:p>
     <w:p>
@@ -928,7 +1479,7 @@
           <w:sz w:val="21"/>
           <w:szCs w:val="21"/>
         </w:rPr>
-        <w:t xml:space="preserve">Перевірка, чи згадується Angel's Shop у відповідях ChatGPT/Gemini/Google AI Mode на запити на кшталт "де купити оригінальну білизну Victoria's Secret в Україні" — по бренду і по сценаріях використання, не тільки по назві магазину.</w:t>
+        <w:t xml:space="preserve">З префіксом /ru/: angelsshop.com.ua/ru/kosmetika/, /ru/kosmetika-dlya-tela/, /ru/blog/</w:t>
       </w:r>
     </w:p>
     <w:p>
@@ -946,7 +1497,63 @@
           <w:sz w:val="21"/>
           <w:szCs w:val="21"/>
         </w:rPr>
-        <w:t xml:space="preserve">Перевірка присутності в Google AI Overview по комерційних запитах ніші (білизна, піжами, спреї VS).</w:t>
+        <w:t xml:space="preserve">З префіксом /ua/: angelsshop.com.ua/ua/kosmetika/, /ua/bustgaltery/, /ua/pizhamy/</w:t>
+      </w:r>
+    </w:p>
+    <w:p>
+      <w:pPr>
+        <w:spacing w:after="120"/>
+      </w:pPr>
+      <w:r>
+        <w:rPr>
+          <w:color w:val="222222"/>
+          <w:sz w:val="21"/>
+          <w:szCs w:val="21"/>
+        </w:rPr>
+        <w:t xml:space="preserve">Категорія «косметика» проіндексована і як /ru/kosmetika/, і як /ua/kosmetika/ — класичний дубль контенту між мовними версіями. Блог так само існує у двох варіантах: /blog/ і /ru/blog/. Без канонічних тегів або 301-редиректу між версіями це розмиває вагу сторінки і плутає Google, яку версію показувати в українській видачі.</w:t>
+      </w:r>
+    </w:p>
+    <w:p>
+      <w:pPr>
+        <w:spacing w:after="120" w:before="240"/>
+      </w:pPr>
+      <w:r>
+        <w:rPr>
+          <w:b/>
+          <w:bCs/>
+          <w:color w:val="1B2A4A"/>
+          <w:sz w:val="24"/>
+          <w:szCs w:val="24"/>
+        </w:rPr>
+        <w:t xml:space="preserve">Невідповідність URL і мови сторінки</w:t>
+      </w:r>
+    </w:p>
+    <w:p>
+      <w:pPr>
+        <w:spacing w:after="120"/>
+      </w:pPr>
+      <w:r>
+        <w:rPr>
+          <w:color w:val="222222"/>
+          <w:sz w:val="21"/>
+          <w:szCs w:val="21"/>
+        </w:rPr>
+        <w:t xml:space="preserve">Частина сторінок під /ua/ має URL-слаги, транслітеровані з російської, а не з української мови — наприклад /ua/chernaia-sumka-victorias-secret-.../ ("чёрная сумка"), /ua/zhenskye-trusyky-so-strazamy-.../ ("женские трусики"), /ua/krasnyi-komplekt-.../ ("красный комплект"). Це ознака того, що українську версію генерували автоматичним перекладом поверх російського каталогу, не переробляючи URL — слабкий сигнал релевантності для українських запитів, які й формують основний обсяг попиту зараз.</w:t>
+      </w:r>
+    </w:p>
+    <w:p>
+      <w:pPr>
+        <w:spacing w:after="120" w:before="240"/>
+      </w:pPr>
+      <w:r>
+        <w:rPr>
+          <w:b/>
+          <w:bCs/>
+          <w:color w:val="1B2A4A"/>
+          <w:sz w:val="24"/>
+          <w:szCs w:val="24"/>
+        </w:rPr>
+        <w:t xml:space="preserve">Інші знахідки</w:t>
       </w:r>
     </w:p>
     <w:p>
@@ -964,7 +1571,196 @@
           <w:sz w:val="21"/>
           <w:szCs w:val="21"/>
         </w:rPr>
-        <w:t xml:space="preserve">EEAT-фактори (відгуки, підтвердження оригінальності товару, авторство контенту) — саме вони підвищують шанс потрапити в AI-відповіді для e-commerce з ризиком контрафакту в ніші.</w:t>
+        <w:t xml:space="preserve">Принаймні одна сторінка блогу проіндексована з числовим ID замість читабельного слага: /ru/48/ ("Victoria's Secret Fashion Show 2024") — втрачені ключові слова в самому URL.</w:t>
+      </w:r>
+    </w:p>
+    <w:p>
+      <w:pPr>
+        <w:pStyle w:val="ListParagraph"/>
+        <w:numPr>
+          <w:ilvl w:val="0"/>
+          <w:numId w:val="2"/>
+        </w:numPr>
+        <w:spacing w:after="80"/>
+      </w:pPr>
+      <w:r>
+        <w:rPr>
+          <w:color w:val="222222"/>
+          <w:sz w:val="21"/>
+          <w:szCs w:val="21"/>
+        </w:rPr>
+        <w:t xml:space="preserve">У видачі трапляється сторінка з параметром замість чистого шляху: /ua/?p2df — потенційний дубль головної/категорії, що потрапив в індекс через параметр фільтра чи сортування.</w:t>
+      </w:r>
+    </w:p>
+    <w:p>
+      <w:pPr>
+        <w:pStyle w:val="ListParagraph"/>
+        <w:numPr>
+          <w:ilvl w:val="0"/>
+          <w:numId w:val="2"/>
+        </w:numPr>
+        <w:spacing w:after="80"/>
+      </w:pPr>
+      <w:r>
+        <w:rPr>
+          <w:color w:val="222222"/>
+          <w:sz w:val="21"/>
+          <w:szCs w:val="21"/>
+        </w:rPr>
+        <w:t xml:space="preserve">Усі проглянуті title сторінок йдуть за одним довгим шаблоном: «{Категорія} Вікторія Сикрет купити у Києві Angelsshop магазин Victoria's Secret» — це 80+ символів, Google обрізає видимий title в SERP приблизно на 55–60 символах: користувач у видачі не бачить кінець фрази з брендом, і всі картки виглядають однаково між собою.</w:t>
+      </w:r>
+    </w:p>
+    <w:p>
+      <w:pPr>
+        <w:pStyle w:val="ListParagraph"/>
+        <w:numPr>
+          <w:ilvl w:val="0"/>
+          <w:numId w:val="2"/>
+        </w:numPr>
+        <w:spacing w:after="80"/>
+      </w:pPr>
+      <w:r>
+        <w:rPr>
+          <w:color w:val="222222"/>
+          <w:sz w:val="21"/>
+          <w:szCs w:val="21"/>
+        </w:rPr>
+        <w:t xml:space="preserve">Платформа — Horoshop. Типова проблема цієї CMS: фільтри каталогу за замовчуванням генерують багато комбінацій URL, частина яких потрапляє в індекс як дублі й забирає краул-бюджет у пріоритетних карток товару.</w:t>
+      </w:r>
+    </w:p>
+    <w:p>
+      <w:pPr>
+        <w:pStyle w:val="ListParagraph"/>
+        <w:numPr>
+          <w:ilvl w:val="0"/>
+          <w:numId w:val="2"/>
+        </w:numPr>
+        <w:spacing w:after="80"/>
+      </w:pPr>
+      <w:r>
+        <w:rPr>
+          <w:color w:val="222222"/>
+          <w:sz w:val="21"/>
+          <w:szCs w:val="21"/>
+        </w:rPr>
+        <w:t xml:space="preserve">Асортимент, за словами клієнтки, зараз чиститься вручну кожні 2–3 дні — ризик, що картки "немає в наявності" видаляються без 301-редиректу або залишаються в індексі порожніми.</w:t>
+      </w:r>
+    </w:p>
+    <w:p>
+      <w:pPr>
+        <w:pStyle w:val="ListParagraph"/>
+        <w:numPr>
+          <w:ilvl w:val="0"/>
+          <w:numId w:val="2"/>
+        </w:numPr>
+        <w:spacing w:after="80"/>
+      </w:pPr>
+      <w:r>
+        <w:rPr>
+          <w:color w:val="222222"/>
+          <w:sz w:val="21"/>
+          <w:szCs w:val="21"/>
+        </w:rPr>
+        <w:t xml:space="preserve">Немає підтвердженого зв'язку з Google Search Console / Google Analytics — реальні дані по індексації, помилках сканування і джерелах трафіку поки не перевірені (доступи клієнтка обіцяла надати).</w:t>
+      </w:r>
+    </w:p>
+    <w:p>
+      <w:pPr>
+        <w:spacing w:after="120"/>
+      </w:pPr>
+      <w:r>
+        <w:rPr>
+          <w:color w:val="222222"/>
+          <w:sz w:val="21"/>
+          <w:szCs w:val="21"/>
+        </w:rPr>
+        <w:t xml:space="preserve">Повний технічний аудит (точний обсяг дублів, Core Web Vitals, биті посилання, переспам анкорів) — перший блок робіт 1-го місяця, з краулером сайту і, за наявності доступу, через GSC.</w:t>
+      </w:r>
+    </w:p>
+    <w:p>
+      <w:pPr>
+        <w:pStyle w:val="Heading1"/>
+        <w:pBdr>
+          <w:bottom w:val="single" w:color="2F9E60" w:sz="12" w:space="4"/>
+        </w:pBdr>
+        <w:spacing w:after="200" w:before="400"/>
+      </w:pPr>
+      <w:r>
+        <w:rPr>
+          <w:b/>
+          <w:bCs/>
+          <w:color w:val="1B2A4A"/>
+          <w:sz w:val="30"/>
+          <w:szCs w:val="30"/>
+        </w:rPr>
+        <w:t xml:space="preserve">5. Видимість в AI-пошуку</w:t>
+      </w:r>
+    </w:p>
+    <w:p>
+      <w:pPr>
+        <w:spacing w:after="120"/>
+      </w:pPr>
+      <w:r>
+        <w:rPr>
+          <w:color w:val="222222"/>
+          <w:sz w:val="21"/>
+          <w:szCs w:val="21"/>
+        </w:rPr>
+        <w:t xml:space="preserve">Клієнтка підтвердила: видимість бренду в ChatGPT/AI Overview наразі не відстежується. Пряма перевірка живих відповідей ChatGPT/Gemini на етапі підготовки КП недоступна (потрібні окремі акаунти цих сервісів) — але непрямий сигнал уже видно: AI Overview і AI-режим Google в основному компонують відповідь із того самого органічного індексу. Якщо за ядровим запитом ніші (розділ 2) Angelsshop практично не видно серед 8–9 гравців у класичній видачі — шансів потрапити в AI-відповідь ще менше, ніж у лідерів (She Loves It, VsSecret), доки не підтягнеться база SEO.</w:t>
+      </w:r>
+    </w:p>
+    <w:p>
+      <w:pPr>
+        <w:pStyle w:val="ListParagraph"/>
+        <w:numPr>
+          <w:ilvl w:val="0"/>
+          <w:numId w:val="2"/>
+        </w:numPr>
+        <w:spacing w:after="80"/>
+      </w:pPr>
+      <w:r>
+        <w:rPr>
+          <w:color w:val="222222"/>
+          <w:sz w:val="21"/>
+          <w:szCs w:val="21"/>
+        </w:rPr>
+        <w:t xml:space="preserve">Перевірка, чи згадується Angel's Shop у відповідях ChatGPT/Gemini/Google AI Mode на запити "де купити оригінальну білизну Victoria's Secret в Україні" і по сценаріях використання — перший тиждень проєкту.</w:t>
+      </w:r>
+    </w:p>
+    <w:p>
+      <w:pPr>
+        <w:pStyle w:val="ListParagraph"/>
+        <w:numPr>
+          <w:ilvl w:val="0"/>
+          <w:numId w:val="2"/>
+        </w:numPr>
+        <w:spacing w:after="80"/>
+      </w:pPr>
+      <w:r>
+        <w:rPr>
+          <w:color w:val="222222"/>
+          <w:sz w:val="21"/>
+          <w:szCs w:val="21"/>
+        </w:rPr>
+        <w:t xml:space="preserve">Перевірка присутності в Google AI Overview по комерційних запитах ніші (білизна, піжами, спреї VS).</w:t>
+      </w:r>
+    </w:p>
+    <w:p>
+      <w:pPr>
+        <w:pStyle w:val="ListParagraph"/>
+        <w:numPr>
+          <w:ilvl w:val="0"/>
+          <w:numId w:val="2"/>
+        </w:numPr>
+        <w:spacing w:after="80"/>
+      </w:pPr>
+      <w:r>
+        <w:rPr>
+          <w:color w:val="222222"/>
+          <w:sz w:val="21"/>
+          <w:szCs w:val="21"/>
+        </w:rPr>
+        <w:t xml:space="preserve">EEAT-фактори (відгуки, підтвердження оригінальності товару, авторство контенту) — уже є база (сторінка відгуків, Scamadviser), яку варто підсилити — саме такі сигнали підвищують шанс потрапити в AI-відповіді для e-commerce з ризиком контрафакту в ніші.</w:t>
       </w:r>
     </w:p>
     <w:p>
@@ -979,7 +1775,7 @@
           <w:sz w:val="19"/>
           <w:szCs w:val="19"/>
         </w:rPr>
-        <w:t xml:space="preserve">Повна перевірка проводиться на старті проєкту ручними запитами в AI-сервісах по зібраному ядру сценаріїв — це частина 1-го місяця робіт.</w:t>
+        <w:t xml:space="preserve">Повна перевірка живими запитами в AI-сервісах — частина 1-го місяця робіт.</w:t>
       </w:r>
     </w:p>
     <w:p>
@@ -998,7 +1794,7 @@
           <w:sz w:val="30"/>
           <w:szCs w:val="30"/>
         </w:rPr>
-        <w:t xml:space="preserve">5. 6 напрямків роботи</w:t>
+        <w:t xml:space="preserve">6. 6 напрямків роботи</w:t>
       </w:r>
     </w:p>
     <w:tbl>
@@ -1619,7 +2415,7 @@
           <w:sz w:val="30"/>
           <w:szCs w:val="30"/>
         </w:rPr>
-        <w:t xml:space="preserve">6. Дорожня карта</w:t>
+        <w:t xml:space="preserve">7. Дорожня карта</w:t>
       </w:r>
     </w:p>
     <w:p>
@@ -1935,7 +2731,7 @@
           <w:sz w:val="30"/>
           <w:szCs w:val="30"/>
         </w:rPr>
-        <w:t xml:space="preserve">7. Вартість послуг</w:t>
+        <w:t xml:space="preserve">8. Вартість послуг</w:t>
       </w:r>
     </w:p>
     <w:tbl>
@@ -2393,7 +3189,7 @@
           <w:sz w:val="30"/>
           <w:szCs w:val="30"/>
         </w:rPr>
-        <w:t xml:space="preserve">8. Команда</w:t>
+        <w:t xml:space="preserve">9. Команда</w:t>
       </w:r>
     </w:p>
     <w:tbl>
@@ -2931,7 +3727,7 @@
           <w:sz w:val="30"/>
           <w:szCs w:val="30"/>
         </w:rPr>
-        <w:t xml:space="preserve">9. Як ми звітуємо</w:t>
+        <w:t xml:space="preserve">10. Як ми звітуємо</w:t>
       </w:r>
     </w:p>
     <w:p>
@@ -3037,7 +3833,7 @@
           <w:sz w:val="30"/>
           <w:szCs w:val="30"/>
         </w:rPr>
-        <w:t xml:space="preserve">10. Кейс</w:t>
+        <w:t xml:space="preserve">11. Кейс</w:t>
       </w:r>
     </w:p>
     <w:tbl>
@@ -3111,7 +3907,7 @@
           <w:sz w:val="30"/>
           <w:szCs w:val="30"/>
         </w:rPr>
-        <w:t xml:space="preserve">11. Що ще потрібно уточнити</w:t>
+        <w:t xml:space="preserve">12. Що ще потрібно уточнити</w:t>
       </w:r>
     </w:p>
     <w:p>
@@ -3266,7 +4062,7 @@
           <w:sz w:val="30"/>
           <w:szCs w:val="30"/>
         </w:rPr>
-        <w:t xml:space="preserve">12. Наступні кроки</w:t>
+        <w:t xml:space="preserve">13. Наступні кроки</w:t>
       </w:r>
     </w:p>
     <w:p>
